--- a/files/krasnoyarsk-guide.docx
+++ b/files/krasnoyarsk-guide.docx
@@ -311,7 +311,7 @@
         <w:ind w:firstLine="850"/>
       </w:pPr>
       <w:r>
-        <w:t>Схема упрощённая и не соблюдает масштаб. Наведите курсор на точку, чтобы увидеть название.</w:t>
+        <w:t>Точки стоят по реальным координатам объектов, береговая линия упрощена. «Площадь Мира» и ТЮЗ ведут на страницу «Музеи и театры». Наведите курсор на точку, чтобы увидеть название.</w:t>
       </w:r>
     </w:p>
     <w:p>
@@ -494,6 +494,32 @@
       </w:pPr>
       <w:r>
         <w:t>На острове — велосипедные и пешеходные дорожки, спортивные площадки и парк, а летом здесь проходят городские праздники.</w:t>
+      </w:r>
+    </w:p>
+    <w:p>
+      <w:pPr>
+        <w:pStyle w:val="Heading2"/>
+      </w:pPr>
+      <w:r>
+        <w:t>Железнодорожный мост 1899 года</w:t>
+      </w:r>
+    </w:p>
+    <w:p>
+      <w:pPr>
+        <w:spacing w:line="360" w:lineRule="auto"/>
+        <w:ind w:firstLine="850"/>
+      </w:pPr>
+      <w:r>
+        <w:t>Железнодорожный мост через Енисей построили в 1896–1899 годах для Транссибирской магистрали по проекту инженера Лавра Проскурякова. Его пролёты были одними из самых длинных в России того времени.</w:t>
+      </w:r>
+    </w:p>
+    <w:p>
+      <w:pPr>
+        <w:spacing w:line="360" w:lineRule="auto"/>
+        <w:ind w:firstLine="850"/>
+      </w:pPr>
+      <w:r>
+        <w:t>Модель моста показали на Всемирной выставке в Париже в 1900 году, где проект получил высокую награду. Старый мост прослужил больше ста лет, а сегодня по соседству работают новые железнодорожные мосты.</w:t>
       </w:r>
     </w:p>
     <w:p>
@@ -1435,6 +1461,23 @@
     </w:p>
     <w:p>
       <w:pPr>
+        <w:pStyle w:val="Heading2"/>
+      </w:pPr>
+      <w:r>
+        <w:t>Литературный музей имени В. П. Астафьева</w:t>
+      </w:r>
+    </w:p>
+    <w:p>
+      <w:pPr>
+        <w:spacing w:line="360" w:lineRule="auto"/>
+        <w:ind w:firstLine="850"/>
+      </w:pPr>
+      <w:r>
+        <w:t>Расположен в старинном деревянном особняке в центре города. Рассказывает о писателях, связанных с Красноярским краем, и прежде всего о Викторе Астафьеве.</w:t>
+      </w:r>
+    </w:p>
+    <w:p>
+      <w:pPr>
         <w:pStyle w:val="ListBullet"/>
       </w:pPr>
       <w:r>
@@ -1454,7 +1497,7 @@
         <w:pStyle w:val="ListBullet"/>
       </w:pPr>
       <w:r>
-        <w:t>Литературный музей.</w:t>
+        <w:t>Литературный музей имени В. П. Астафьева.</w:t>
       </w:r>
     </w:p>
     <w:p>

--- a/files/krasnoyarsk-guide.docx
+++ b/files/krasnoyarsk-guide.docx
@@ -311,7 +311,103 @@
         <w:ind w:firstLine="850"/>
       </w:pPr>
       <w:r>
-        <w:t>Точки стоят по реальным координатам объектов, береговая линия упрощена. «Площадь Мира» и ТЮЗ ведут на страницу «Музеи и театры». Наведите курсор на точку, чтобы увидеть название.</w:t>
+        <w:t>Номера на схеме соответствуют списку ниже. Точки стоят по реальным координатам объектов, береговая линия упрощена. Нажмите на номер или на название в списке.</w:t>
+      </w:r>
+    </w:p>
+    <w:p>
+      <w:pPr>
+        <w:pStyle w:val="Heading2"/>
+      </w:pPr>
+      <w:r>
+        <w:t>Обозначения на схеме</w:t>
+      </w:r>
+    </w:p>
+    <w:p>
+      <w:pPr>
+        <w:pStyle w:val="ListBullet"/>
+      </w:pPr>
+      <w:r>
+        <w:t>Часовня Параскевы Пятницы</w:t>
+      </w:r>
+    </w:p>
+    <w:p>
+      <w:pPr>
+        <w:pStyle w:val="ListBullet"/>
+      </w:pPr>
+      <w:r>
+        <w:t>Театр оперы и балета</w:t>
+      </w:r>
+    </w:p>
+    <w:p>
+      <w:pPr>
+        <w:pStyle w:val="ListBullet"/>
+      </w:pPr>
+      <w:r>
+        <w:t>Краеведческий музей</w:t>
+      </w:r>
+    </w:p>
+    <w:p>
+      <w:pPr>
+        <w:pStyle w:val="ListBullet"/>
+      </w:pPr>
+      <w:r>
+        <w:t>Набережная Енисея</w:t>
+      </w:r>
+    </w:p>
+    <w:p>
+      <w:pPr>
+        <w:pStyle w:val="ListBullet"/>
+      </w:pPr>
+      <w:r>
+        <w:t>Музейный центр «Площадь Мира»</w:t>
+      </w:r>
+    </w:p>
+    <w:p>
+      <w:pPr>
+        <w:pStyle w:val="ListBullet"/>
+      </w:pPr>
+      <w:r>
+        <w:t>Коммунальный мост</w:t>
+      </w:r>
+    </w:p>
+    <w:p>
+      <w:pPr>
+        <w:pStyle w:val="ListBullet"/>
+      </w:pPr>
+      <w:r>
+        <w:t>Железнодорожный мост 1899 года</w:t>
+      </w:r>
+    </w:p>
+    <w:p>
+      <w:pPr>
+        <w:pStyle w:val="ListBullet"/>
+      </w:pPr>
+      <w:r>
+        <w:t>Остров Татышев</w:t>
+      </w:r>
+    </w:p>
+    <w:p>
+      <w:pPr>
+        <w:pStyle w:val="ListBullet"/>
+      </w:pPr>
+      <w:r>
+        <w:t>Театр юного зрителя</w:t>
+      </w:r>
+    </w:p>
+    <w:p>
+      <w:pPr>
+        <w:pStyle w:val="ListBullet"/>
+      </w:pPr>
+      <w:r>
+        <w:t>Красноярские Столбы (за пределами схемы)</w:t>
+      </w:r>
+    </w:p>
+    <w:p>
+      <w:pPr>
+        <w:pStyle w:val="ListBullet"/>
+      </w:pPr>
+      <w:r>
+        <w:t>Фанпарк «Бобровый лог» (за пределами схемы)</w:t>
       </w:r>
     </w:p>
     <w:p>

--- a/files/krasnoyarsk-guide.docx
+++ b/files/krasnoyarsk-guide.docx
@@ -311,7 +311,7 @@
         <w:ind w:firstLine="850"/>
       </w:pPr>
       <w:r>
-        <w:t>Номера на схеме соответствуют списку ниже. Точки стоят по реальным координатам объектов, береговая линия упрощена. Нажмите на номер или на название в списке.</w:t>
+        <w:t>Номера на схеме соответствуют списку ниже. Взаимное расположение объектов сохранено, масштаб условный. Нажмите на номер или на название в списке.</w:t>
       </w:r>
     </w:p>
     <w:p>
